--- a/testakten/lumen-studios-insolvenz-strafverfahren/06_Einleitungsverfuegung_StA_15-09-2024.docx
+++ b/testakten/lumen-studios-insolvenz-strafverfahren/06_Einleitungsverfuegung_StA_15-09-2024.docx
@@ -5,91 +5,143 @@
     <w:p>
       <w:pPr>
         <w:pStyle w:val="Heading1"/>
+        <w:spacing w:after="160" w:line="259" w:lineRule="auto"/>
       </w:pPr>
       <w:r>
         <w:rPr>
           <w:rFonts w:ascii="Times New Roman" w:hAnsi="Times New Roman"/>
+          <w:b/>
+          <w:sz w:val="28"/>
         </w:rPr>
         <w:t>Einleitungsverfügung Staatsanwaltschaft</w:t>
       </w:r>
     </w:p>
     <w:p>
       <w:pPr>
+        <w:spacing w:before="120" w:after="60" w:line="259" w:lineRule="auto"/>
         <w:jc w:val="left"/>
       </w:pPr>
       <w:r>
         <w:rPr>
+          <w:rFonts w:ascii="Times New Roman" w:hAnsi="Times New Roman"/>
           <w:b/>
+          <w:sz w:val="22"/>
         </w:rPr>
         <w:t>Staatsanwaltschaft Frankfurt am Main</w:t>
       </w:r>
     </w:p>
     <w:p>
       <w:pPr>
+        <w:spacing w:before="120" w:after="60" w:line="259" w:lineRule="auto"/>
         <w:jc w:val="left"/>
       </w:pPr>
       <w:r>
+        <w:rPr>
+          <w:rFonts w:ascii="Times New Roman" w:hAnsi="Times New Roman"/>
+          <w:b/>
+          <w:sz w:val="22"/>
+        </w:rPr>
         <w:t>Abteilung 9 (Wirtschaftsstrafsachen)</w:t>
       </w:r>
     </w:p>
     <w:p>
       <w:pPr>
+        <w:spacing w:before="120" w:after="60" w:line="259" w:lineRule="auto"/>
         <w:jc w:val="left"/>
       </w:pPr>
       <w:r>
+        <w:rPr>
+          <w:rFonts w:ascii="Times New Roman" w:hAnsi="Times New Roman"/>
+          <w:b/>
+          <w:sz w:val="22"/>
+        </w:rPr>
         <w:t>Konrad-Adenauer-Straße 20</w:t>
       </w:r>
     </w:p>
     <w:p>
       <w:pPr>
+        <w:spacing w:before="120" w:after="60" w:line="259" w:lineRule="auto"/>
         <w:jc w:val="left"/>
       </w:pPr>
       <w:r>
+        <w:rPr>
+          <w:rFonts w:ascii="Times New Roman" w:hAnsi="Times New Roman"/>
+          <w:b/>
+          <w:sz w:val="22"/>
+        </w:rPr>
         <w:t>60313 Frankfurt am Main</w:t>
       </w:r>
     </w:p>
     <w:p>
       <w:pPr>
+        <w:spacing w:before="120" w:after="60" w:line="259" w:lineRule="auto"/>
         <w:jc w:val="left"/>
       </w:pPr>
       <w:r>
+        <w:rPr>
+          <w:rFonts w:ascii="Times New Roman" w:hAnsi="Times New Roman"/>
+          <w:b w:val="0"/>
+          <w:i w:val="0"/>
+          <w:sz w:val="22"/>
+        </w:rPr>
         <w:t xml:space="preserve">Aktenzeichen: </w:t>
       </w:r>
       <w:r>
         <w:rPr>
-          <w:b/>
+          <w:rFonts w:ascii="Times New Roman" w:hAnsi="Times New Roman"/>
+          <w:b w:val="0"/>
+          <w:i w:val="0"/>
+          <w:sz w:val="22"/>
         </w:rPr>
         <w:t>930 Js 1147/24</w:t>
       </w:r>
     </w:p>
     <w:p>
       <w:pPr>
+        <w:spacing w:before="120" w:after="60" w:line="259" w:lineRule="auto"/>
         <w:jc w:val="left"/>
       </w:pPr>
       <w:r>
+        <w:rPr>
+          <w:rFonts w:ascii="Times New Roman" w:hAnsi="Times New Roman"/>
+          <w:b/>
+          <w:sz w:val="22"/>
+        </w:rPr>
         <w:t>Sachbearbeiterin: StAin Dr. Petersen</w:t>
       </w:r>
     </w:p>
     <w:p>
       <w:pPr>
+        <w:spacing w:before="120" w:after="60" w:line="259" w:lineRule="auto"/>
         <w:jc w:val="left"/>
       </w:pPr>
       <w:r>
+        <w:rPr>
+          <w:rFonts w:ascii="Times New Roman" w:hAnsi="Times New Roman"/>
+          <w:b/>
+          <w:sz w:val="22"/>
+        </w:rPr>
         <w:t>Telefon 069 / 1367-5742</w:t>
       </w:r>
     </w:p>
     <w:p>
       <w:pPr>
+        <w:spacing w:line="259" w:lineRule="auto" w:after="60"/>
         <w:jc w:val="left"/>
       </w:pPr>
       <w:r>
         <w:t>Frankfurt am Main, 15. September 2024</w:t>
       </w:r>
     </w:p>
-    <w:p/>
+    <w:p>
+      <w:pPr>
+        <w:spacing w:line="259" w:lineRule="auto" w:after="60"/>
+      </w:pPr>
+    </w:p>
     <w:p>
       <w:pPr>
         <w:pStyle w:val="Heading2"/>
+        <w:spacing w:line="259" w:lineRule="auto" w:after="60"/>
       </w:pPr>
       <w:r>
         <w:rPr>
@@ -100,6 +152,7 @@
     </w:p>
     <w:p>
       <w:pPr>
+        <w:spacing w:line="259" w:lineRule="auto" w:after="60"/>
         <w:jc w:val="left"/>
       </w:pPr>
       <w:r>
@@ -108,6 +161,7 @@
     </w:p>
     <w:p>
       <w:pPr>
+        <w:spacing w:line="259" w:lineRule="auto" w:after="60"/>
         <w:jc w:val="left"/>
       </w:pPr>
       <w:r>
@@ -122,6 +176,7 @@
     </w:p>
     <w:p>
       <w:pPr>
+        <w:spacing w:line="259" w:lineRule="auto" w:after="60"/>
         <w:jc w:val="left"/>
       </w:pPr>
       <w:r>
@@ -130,6 +185,7 @@
     </w:p>
     <w:p>
       <w:pPr>
+        <w:spacing w:line="259" w:lineRule="auto" w:after="60"/>
         <w:jc w:val="left"/>
       </w:pPr>
       <w:r>
@@ -138,6 +194,7 @@
     </w:p>
     <w:p>
       <w:pPr>
+        <w:spacing w:line="259" w:lineRule="auto" w:after="60"/>
         <w:jc w:val="left"/>
       </w:pPr>
       <w:r>
@@ -152,6 +209,7 @@
     </w:p>
     <w:p>
       <w:pPr>
+        <w:spacing w:line="259" w:lineRule="auto" w:after="60"/>
         <w:jc w:val="left"/>
       </w:pPr>
       <w:r>
@@ -160,6 +218,7 @@
     </w:p>
     <w:p>
       <w:pPr>
+        <w:spacing w:line="259" w:lineRule="auto" w:after="60"/>
         <w:jc w:val="left"/>
       </w:pPr>
       <w:r>
@@ -168,6 +227,7 @@
     </w:p>
     <w:p>
       <w:pPr>
+        <w:spacing w:line="259" w:lineRule="auto" w:after="60"/>
         <w:jc w:val="left"/>
       </w:pPr>
       <w:r>
@@ -182,6 +242,7 @@
     </w:p>
     <w:p>
       <w:pPr>
+        <w:spacing w:line="259" w:lineRule="auto" w:after="60"/>
         <w:jc w:val="left"/>
       </w:pPr>
       <w:r>
@@ -196,6 +257,7 @@
     </w:p>
     <w:p>
       <w:pPr>
+        <w:spacing w:line="259" w:lineRule="auto" w:after="60"/>
         <w:jc w:val="left"/>
       </w:pPr>
       <w:r>
@@ -210,6 +272,7 @@
     </w:p>
     <w:p>
       <w:pPr>
+        <w:spacing w:line="259" w:lineRule="auto" w:after="60"/>
         <w:jc w:val="left"/>
       </w:pPr>
       <w:r>
@@ -219,6 +282,7 @@
     <w:p>
       <w:pPr>
         <w:pStyle w:val="Heading2"/>
+        <w:spacing w:line="259" w:lineRule="auto" w:after="60"/>
       </w:pPr>
       <w:r>
         <w:rPr>
@@ -229,6 +293,7 @@
     </w:p>
     <w:p>
       <w:pPr>
+        <w:spacing w:line="259" w:lineRule="auto" w:after="60"/>
         <w:jc w:val="left"/>
       </w:pPr>
       <w:r>
@@ -237,6 +302,7 @@
     </w:p>
     <w:p>
       <w:pPr>
+        <w:spacing w:line="259" w:lineRule="auto" w:after="60"/>
         <w:jc w:val="left"/>
       </w:pPr>
       <w:r>
@@ -245,6 +311,7 @@
     </w:p>
     <w:p>
       <w:pPr>
+        <w:spacing w:line="259" w:lineRule="auto" w:after="60"/>
         <w:jc w:val="left"/>
       </w:pPr>
       <w:r>
@@ -254,6 +321,7 @@
     <w:p>
       <w:pPr>
         <w:pStyle w:val="ListNumber"/>
+        <w:spacing w:line="259" w:lineRule="auto" w:after="60"/>
       </w:pPr>
       <w:r>
         <w:rPr>
@@ -268,6 +336,7 @@
     <w:p>
       <w:pPr>
         <w:pStyle w:val="ListNumber"/>
+        <w:spacing w:line="259" w:lineRule="auto" w:after="60"/>
       </w:pPr>
       <w:r>
         <w:rPr>
@@ -282,6 +351,7 @@
     <w:p>
       <w:pPr>
         <w:pStyle w:val="ListNumber"/>
+        <w:spacing w:line="259" w:lineRule="auto" w:after="60"/>
       </w:pPr>
       <w:r>
         <w:rPr>
@@ -296,6 +366,7 @@
     <w:p>
       <w:pPr>
         <w:pStyle w:val="ListNumber"/>
+        <w:spacing w:line="259" w:lineRule="auto" w:after="60"/>
       </w:pPr>
       <w:r>
         <w:rPr>
@@ -310,6 +381,7 @@
     <w:p>
       <w:pPr>
         <w:pStyle w:val="ListNumber"/>
+        <w:spacing w:line="259" w:lineRule="auto" w:after="60"/>
       </w:pPr>
       <w:r>
         <w:rPr>
@@ -324,6 +396,7 @@
     <w:p>
       <w:pPr>
         <w:pStyle w:val="ListNumber"/>
+        <w:spacing w:line="259" w:lineRule="auto" w:after="60"/>
       </w:pPr>
       <w:r>
         <w:rPr>
@@ -338,6 +411,7 @@
     <w:p>
       <w:pPr>
         <w:pStyle w:val="ListNumber"/>
+        <w:spacing w:line="259" w:lineRule="auto" w:after="60"/>
       </w:pPr>
       <w:r>
         <w:rPr>
@@ -352,6 +426,7 @@
     <w:p>
       <w:pPr>
         <w:pStyle w:val="ListNumber"/>
+        <w:spacing w:line="259" w:lineRule="auto" w:after="60"/>
       </w:pPr>
       <w:r>
         <w:rPr>
@@ -366,6 +441,7 @@
     <w:p>
       <w:pPr>
         <w:pStyle w:val="ListNumber"/>
+        <w:spacing w:line="259" w:lineRule="auto" w:after="60"/>
       </w:pPr>
       <w:r>
         <w:rPr>
@@ -379,6 +455,7 @@
     </w:p>
     <w:p>
       <w:pPr>
+        <w:spacing w:line="259" w:lineRule="auto" w:after="60"/>
         <w:jc w:val="left"/>
       </w:pPr>
       <w:r>
@@ -387,6 +464,7 @@
     </w:p>
     <w:p>
       <w:pPr>
+        <w:spacing w:line="259" w:lineRule="auto" w:after="60"/>
         <w:jc w:val="left"/>
       </w:pPr>
       <w:r>
@@ -396,6 +474,7 @@
     <w:p>
       <w:pPr>
         <w:pStyle w:val="Heading2"/>
+        <w:spacing w:line="259" w:lineRule="auto" w:after="60"/>
       </w:pPr>
       <w:r>
         <w:rPr>
@@ -407,6 +486,7 @@
     <w:p>
       <w:pPr>
         <w:pStyle w:val="Heading3"/>
+        <w:spacing w:line="259" w:lineRule="auto" w:after="60"/>
       </w:pPr>
       <w:r>
         <w:rPr>
@@ -417,6 +497,7 @@
     </w:p>
     <w:p>
       <w:pPr>
+        <w:spacing w:line="259" w:lineRule="auto" w:after="60"/>
         <w:jc w:val="left"/>
       </w:pPr>
       <w:r>
@@ -426,6 +507,7 @@
     <w:p>
       <w:pPr>
         <w:pStyle w:val="ListBullet"/>
+        <w:spacing w:line="259" w:lineRule="auto" w:after="60"/>
       </w:pPr>
       <w:r>
         <w:t>die Geschäftsführer der LUMEN Studios GmbH ab dem 01.10.2023 keine ordnungsgemäße Buchführung mehr geführt haben (Mandatsniederlegung des bisherigen Steuerberaters StB Hartmann am 22.11.2023; kein Nachfolge-Mandat begründet);</w:t>
@@ -434,6 +516,7 @@
     <w:p>
       <w:pPr>
         <w:pStyle w:val="ListBullet"/>
+        <w:spacing w:line="259" w:lineRule="auto" w:after="60"/>
       </w:pPr>
       <w:r>
         <w:t>die Bilanz zum 31.12.2023 sowie der Jahresabschluss 2023 nicht erstellt wurden (Aufstellungs-Frist § 264 Abs. 1 Satz 4 HGB drei Monate, also bis 31.03.2024 — überschritten);</w:t>
@@ -442,6 +525,7 @@
     <w:p>
       <w:pPr>
         <w:pStyle w:val="ListBullet"/>
+        <w:spacing w:line="259" w:lineRule="auto" w:after="60"/>
       </w:pPr>
       <w:r>
         <w:t>Inventur und Inventar zum 31.12.2023 nicht angefertigt wurden;</w:t>
@@ -450,6 +534,7 @@
     <w:p>
       <w:pPr>
         <w:pStyle w:val="ListBullet"/>
+        <w:spacing w:line="259" w:lineRule="auto" w:after="60"/>
       </w:pPr>
       <w:r>
         <w:t>die Übersichtlichkeit der Vermögenslage erheblich beeinträchtigt ist (gemäß Gutachten RAin Dr. Bergmann);</w:t>
@@ -458,6 +543,7 @@
     <w:p>
       <w:pPr>
         <w:pStyle w:val="ListBullet"/>
+        <w:spacing w:line="259" w:lineRule="auto" w:after="60"/>
       </w:pPr>
       <w:r>
         <w:t>die Zahlungsunfähigkeit zum 22.05.2024 vorliegt.</w:t>
@@ -465,6 +551,7 @@
     </w:p>
     <w:p>
       <w:pPr>
+        <w:spacing w:line="259" w:lineRule="auto" w:after="60"/>
         <w:jc w:val="left"/>
       </w:pPr>
       <w:r>
@@ -483,6 +570,7 @@
     <w:p>
       <w:pPr>
         <w:pStyle w:val="Heading3"/>
+        <w:spacing w:line="259" w:lineRule="auto" w:after="60"/>
       </w:pPr>
       <w:r>
         <w:rPr>
@@ -493,6 +581,7 @@
     </w:p>
     <w:p>
       <w:pPr>
+        <w:spacing w:line="259" w:lineRule="auto" w:after="60"/>
         <w:jc w:val="left"/>
       </w:pPr>
       <w:r>
@@ -502,6 +591,7 @@
     <w:p>
       <w:pPr>
         <w:pStyle w:val="Heading3"/>
+        <w:spacing w:line="259" w:lineRule="auto" w:after="60"/>
       </w:pPr>
       <w:r>
         <w:rPr>
@@ -512,6 +602,7 @@
     </w:p>
     <w:p>
       <w:pPr>
+        <w:spacing w:line="259" w:lineRule="auto" w:after="60"/>
         <w:jc w:val="left"/>
       </w:pPr>
       <w:r>
@@ -530,6 +621,7 @@
     <w:p>
       <w:pPr>
         <w:pStyle w:val="Heading3"/>
+        <w:spacing w:line="259" w:lineRule="auto" w:after="60"/>
       </w:pPr>
       <w:r>
         <w:rPr>
@@ -540,15 +632,21 @@
     </w:p>
     <w:p>
       <w:pPr>
+        <w:spacing w:line="259" w:lineRule="auto" w:after="60"/>
         <w:jc w:val="left"/>
       </w:pPr>
       <w:r>
         <w:t>Die Beschuldigten werden über ihr Recht auf Beizug eines Verteidigers (§ 137 StPO) belehrt. Eine Pflichtverteidiger-Bestellung ist derzeit nicht angezeigt (§ 140 StPO).</w:t>
       </w:r>
     </w:p>
-    <w:p/>
     <w:p>
       <w:pPr>
+        <w:spacing w:line="259" w:lineRule="auto" w:after="60"/>
+      </w:pPr>
+    </w:p>
+    <w:p>
+      <w:pPr>
+        <w:spacing w:line="259" w:lineRule="auto" w:after="60"/>
         <w:jc w:val="left"/>
       </w:pPr>
       <w:r>
@@ -561,6 +659,7 @@
     <w:p>
       <w:pPr>
         <w:pStyle w:val="ListNumber"/>
+        <w:spacing w:line="259" w:lineRule="auto" w:after="60"/>
       </w:pPr>
       <w:r>
         <w:t>Anhörungsbogen an beide Beschuldigte versenden (Frist 4 Wochen).</w:t>
@@ -569,6 +668,7 @@
     <w:p>
       <w:pPr>
         <w:pStyle w:val="ListNumber"/>
+        <w:spacing w:line="259" w:lineRule="auto" w:after="60"/>
       </w:pPr>
       <w:r>
         <w:t>Vernehmungstermine RAin Bergmann und Herr Hagen-Schwarz vereinbaren.</w:t>
@@ -577,6 +677,7 @@
     <w:p>
       <w:pPr>
         <w:pStyle w:val="ListNumber"/>
+        <w:spacing w:line="259" w:lineRule="auto" w:after="60"/>
       </w:pPr>
       <w:r>
         <w:t>Akten 810 IN 245/24 vom AG Frankfurt anfordern.</w:t>
@@ -585,6 +686,7 @@
     <w:p>
       <w:pPr>
         <w:pStyle w:val="ListNumber"/>
+        <w:spacing w:line="259" w:lineRule="auto" w:after="60"/>
       </w:pPr>
       <w:r>
         <w:t>BZR-Auszüge anfordern.</w:t>
@@ -593,6 +695,7 @@
     <w:p>
       <w:pPr>
         <w:pStyle w:val="ListNumber"/>
+        <w:spacing w:line="259" w:lineRule="auto" w:after="60"/>
       </w:pPr>
       <w:r>
         <w:t>Wiedervorlage nach Eingang der Anhörungsbogen-Antworten oder nach 4 Wochen.</w:t>
@@ -600,6 +703,7 @@
     </w:p>
     <w:p>
       <w:pPr>
+        <w:spacing w:line="259" w:lineRule="auto" w:after="60"/>
         <w:jc w:val="left"/>
       </w:pPr>
       <w:r>
@@ -608,6 +712,7 @@
     </w:p>
     <w:p>
       <w:pPr>
+        <w:spacing w:line="259" w:lineRule="auto" w:after="60"/>
         <w:jc w:val="left"/>
       </w:pPr>
       <w:r>
@@ -615,13 +720,58 @@
       </w:r>
     </w:p>
     <w:sectPr>
+      <w:headerReference w:type="default" r:id="rId9"/>
+      <w:footerReference w:type="default" r:id="rId10"/>
       <w:pgSz w:w="11906" w:h="16838"/>
-      <w:pgMar w:top="1417" w:right="1417" w:bottom="1417" w:left="1417" w:header="720" w:footer="720" w:gutter="0"/>
+      <w:pgMar w:top="1191" w:right="1247" w:bottom="1134" w:left="1361" w:header="720" w:footer="720" w:gutter="0"/>
       <w:cols w:space="720"/>
       <w:docGrid w:linePitch="360"/>
     </w:sectPr>
   </w:body>
 </w:document>
+</file>
+
+<file path=word/footer1.xml><?xml version="1.0" encoding="utf-8"?>
+<w:ftr xmlns:m="http://schemas.openxmlformats.org/officeDocument/2006/math" xmlns:mc="http://schemas.openxmlformats.org/markup-compatibility/2006" xmlns:mo="http://schemas.microsoft.com/office/mac/office/2008/main" xmlns:mv="urn:schemas-microsoft-com:mac:vml" xmlns:o="urn:schemas-microsoft-com:office:office" xmlns:r="http://schemas.openxmlformats.org/officeDocument/2006/relationships" xmlns:v="urn:schemas-microsoft-com:vml" xmlns:w10="urn:schemas-microsoft-com:office:word" xmlns:w14="http://schemas.microsoft.com/office/word/2010/wordml" xmlns:w="http://schemas.openxmlformats.org/wordprocessingml/2006/main" xmlns:wne="http://schemas.microsoft.com/office/word/2006/wordml" xmlns:wp14="http://schemas.microsoft.com/office/word/2010/wordprocessingDrawing" xmlns:wp="http://schemas.openxmlformats.org/drawingml/2006/wordprocessingDrawing" xmlns:wpc="http://schemas.microsoft.com/office/word/2010/wordprocessingCanvas" xmlns:wpg="http://schemas.microsoft.com/office/word/2010/wordprocessingGroup" xmlns:wpi="http://schemas.microsoft.com/office/word/2010/wordprocessingInk" xmlns:wps="http://schemas.microsoft.com/office/word/2010/wordprocessingShape" mc:Ignorable="w14 wp14">
+  <w:p>
+    <w:pPr>
+      <w:pStyle w:val="Footer"/>
+      <w:jc w:val="left"/>
+    </w:pPr>
+    <w:r/>
+    <w:r>
+      <w:rPr>
+        <w:rFonts w:ascii="Times New Roman" w:hAnsi="Times New Roman"/>
+        <w:b w:val="0"/>
+        <w:color w:val="777777"/>
+        <w:sz w:val="17"/>
+      </w:rPr>
+      <w:t>Vertraulich | Bearbeitungsstand Juli 2026 | nur zur Aktenbearbeitung</w:t>
+    </w:r>
+  </w:p>
+</w:ftr>
+</file>
+
+<file path=word/header1.xml><?xml version="1.0" encoding="utf-8"?>
+<w:hdr xmlns:m="http://schemas.openxmlformats.org/officeDocument/2006/math" xmlns:mc="http://schemas.openxmlformats.org/markup-compatibility/2006" xmlns:mo="http://schemas.microsoft.com/office/mac/office/2008/main" xmlns:mv="urn:schemas-microsoft-com:mac:vml" xmlns:o="urn:schemas-microsoft-com:office:office" xmlns:r="http://schemas.openxmlformats.org/officeDocument/2006/relationships" xmlns:v="urn:schemas-microsoft-com:vml" xmlns:w10="urn:schemas-microsoft-com:office:word" xmlns:w14="http://schemas.microsoft.com/office/word/2010/wordml" xmlns:w="http://schemas.openxmlformats.org/wordprocessingml/2006/main" xmlns:wne="http://schemas.microsoft.com/office/word/2006/wordml" xmlns:wp14="http://schemas.microsoft.com/office/word/2010/wordprocessingDrawing" xmlns:wp="http://schemas.openxmlformats.org/drawingml/2006/wordprocessingDrawing" xmlns:wpc="http://schemas.microsoft.com/office/word/2010/wordprocessingCanvas" xmlns:wpg="http://schemas.microsoft.com/office/word/2010/wordprocessingGroup" xmlns:wpi="http://schemas.microsoft.com/office/word/2010/wordprocessingInk" xmlns:wps="http://schemas.microsoft.com/office/word/2010/wordprocessingShape" mc:Ignorable="w14 wp14">
+  <w:p>
+    <w:pPr>
+      <w:pStyle w:val="Header"/>
+      <w:jc w:val="left"/>
+    </w:pPr>
+    <w:r/>
+    <w:r>
+      <w:rPr>
+        <w:rFonts w:ascii="Times New Roman" w:hAnsi="Times New Roman"/>
+        <w:b w:val="0"/>
+        <w:i w:val="0"/>
+        <w:color w:val="666666"/>
+        <w:sz w:val="17"/>
+      </w:rPr>
+      <w:t>Lindenhof und Partner mbB | Insolvenz- und Restrukturierungsakte | Bearbeitungsstand Juli 2026</w:t>
+    </w:r>
+  </w:p>
+</w:hdr>
 </file>
 
 <file path=word/numbering.xml><?xml version="1.0" encoding="utf-8"?>
@@ -1338,11 +1488,12 @@
       <w:contextualSpacing/>
     </w:pPr>
     <w:rPr>
-      <w:rFonts w:asciiTheme="majorHAnsi" w:eastAsiaTheme="majorEastAsia" w:hAnsiTheme="majorHAnsi" w:cstheme="majorBidi"/>
+      <w:rFonts w:asciiTheme="majorHAnsi" w:eastAsiaTheme="majorEastAsia" w:hAnsiTheme="majorHAnsi" w:cstheme="majorBidi" w:ascii="Times New Roman" w:hAnsi="Times New Roman"/>
+      <w:b/>
       <w:color w:val="17365D" w:themeColor="text2" w:themeShade="BF"/>
       <w:spacing w:val="5"/>
       <w:kern w:val="28"/>
-      <w:sz w:val="52"/>
+      <w:sz w:val="30"/>
       <w:szCs w:val="52"/>
     </w:rPr>
   </w:style>
